--- a/Thesis/doc/220064-DK25TTC2-LeQuocVan-BAN-SAN-PHAM-CONG-NGHE-APPLE.docx
+++ b/Thesis/doc/220064-DK25TTC2-LeQuocVan-BAN-SAN-PHAM-CONG-NGHE-APPLE.docx
@@ -4,17 +4,26 @@
   <w:body>
     <w:p>
       <w:pPr>
-        <w:spacing w:line="360" w:lineRule="auto"/>
-        <w:ind w:left="360"/>
-        <w:rPr>
-          <w:sz w:val="26"/>
-          <w:szCs w:val="26"/>
-        </w:rPr>
-      </w:pPr>
-      <w:r>
+        <w:spacing w:after="200" w:line="276" w:lineRule="auto"/>
+        <w:rPr>
+          <w:sz w:val="26"/>
+          <w:szCs w:val="26"/>
+        </w:rPr>
+      </w:pPr>
+    </w:p>
+    <w:p>
+      <w:pPr>
+        <w:spacing w:after="200" w:line="276" w:lineRule="auto"/>
+        <w:jc w:val="center"/>
         <w:rPr>
           <w:b/>
           <w:bCs/>
+          <w:sz w:val="26"/>
+          <w:szCs w:val="26"/>
+        </w:rPr>
+      </w:pPr>
+      <w:r>
+        <w:rPr>
           <w:noProof/>
           <w:sz w:val="26"/>
           <w:szCs w:val="26"/>
@@ -23,1844 +32,7 @@
         <mc:AlternateContent>
           <mc:Choice Requires="wps">
             <w:drawing>
-              <wp:anchor distT="0" distB="0" distL="114300" distR="114300" simplePos="0" relativeHeight="251656704" behindDoc="0" locked="0" layoutInCell="1" allowOverlap="1" wp14:anchorId="1FC13C85" wp14:editId="533B71EA">
-                <wp:simplePos x="0" y="0"/>
-                <wp:positionH relativeFrom="column">
-                  <wp:posOffset>114300</wp:posOffset>
-                </wp:positionH>
-                <wp:positionV relativeFrom="paragraph">
-                  <wp:posOffset>0</wp:posOffset>
-                </wp:positionV>
-                <wp:extent cx="5372100" cy="9144000"/>
-                <wp:effectExtent l="0" t="0" r="0" b="0"/>
-                <wp:wrapNone/>
-                <wp:docPr id="615204303" name="Rectangle 11"/>
-                <wp:cNvGraphicFramePr>
-                  <a:graphicFrameLocks xmlns:a="http://schemas.openxmlformats.org/drawingml/2006/main"/>
-                </wp:cNvGraphicFramePr>
-                <a:graphic xmlns:a="http://schemas.openxmlformats.org/drawingml/2006/main">
-                  <a:graphicData uri="http://schemas.microsoft.com/office/word/2010/wordprocessingShape">
-                    <wps:wsp>
-                      <wps:cNvSpPr>
-                        <a:spLocks/>
-                      </wps:cNvSpPr>
-                      <wps:spPr bwMode="auto">
-                        <a:xfrm>
-                          <a:off x="0" y="0"/>
-                          <a:ext cx="5372100" cy="9144000"/>
-                        </a:xfrm>
-                        <a:prstGeom prst="rect">
-                          <a:avLst/>
-                        </a:prstGeom>
-                        <a:solidFill>
-                          <a:srgbClr val="FFFFFF"/>
-                        </a:solidFill>
-                        <a:ln w="9525">
-                          <a:solidFill>
-                            <a:srgbClr val="000000"/>
-                          </a:solidFill>
-                          <a:miter lim="800000"/>
-                          <a:headEnd/>
-                          <a:tailEnd/>
-                        </a:ln>
-                      </wps:spPr>
-                      <wps:txbx>
-                        <w:txbxContent>
-                          <w:p>
-                            <w:pPr>
-                              <w:jc w:val="center"/>
-                            </w:pPr>
-                          </w:p>
-                          <w:p>
-                            <w:pPr>
-                              <w:jc w:val="center"/>
-                              <w:rPr>
-                                <w:b/>
-                              </w:rPr>
-                            </w:pPr>
-                            <w:r>
-                              <w:rPr>
-                                <w:b/>
-                              </w:rPr>
-                              <w:t>NHẬN XÉT CỦA GIẢNG</w:t>
-                            </w:r>
-                            <w:r>
-                              <w:rPr>
-                                <w:b/>
-                              </w:rPr>
-                              <w:t xml:space="preserve"> VIÊN </w:t>
-                            </w:r>
-                            <w:r>
-                              <w:rPr>
-                                <w:b/>
-                              </w:rPr>
-                              <w:t>HƯỚNG DẪN</w:t>
-                            </w:r>
-                          </w:p>
-                          <w:p>
-                            <w:pPr>
-                              <w:jc w:val="center"/>
-                              <w:rPr>
-                                <w:b/>
-                              </w:rPr>
-                            </w:pPr>
-                          </w:p>
-                          <w:p>
-                            <w:pPr>
-                              <w:jc w:val="center"/>
-                              <w:rPr>
-                                <w:b/>
-                              </w:rPr>
-                            </w:pPr>
-                          </w:p>
-                          <w:p>
-                            <w:pPr>
-                              <w:tabs>
-                                <w:tab w:val="left" w:pos="1260"/>
-                                <w:tab w:val="right" w:leader="dot" w:pos="7740"/>
-                              </w:tabs>
-                              <w:jc w:val="both"/>
-                            </w:pPr>
-                            <w:r>
-                              <w:tab/>
-                            </w:r>
-                            <w:r>
-                              <w:tab/>
-                            </w:r>
-                          </w:p>
-                          <w:p>
-                            <w:pPr>
-                              <w:tabs>
-                                <w:tab w:val="left" w:pos="540"/>
-                                <w:tab w:val="right" w:leader="dot" w:pos="7740"/>
-                              </w:tabs>
-                              <w:jc w:val="both"/>
-                            </w:pPr>
-                            <w:r>
-                              <w:tab/>
-                            </w:r>
-                            <w:r>
-                              <w:tab/>
-                            </w:r>
-                          </w:p>
-                          <w:p>
-                            <w:pPr>
-                              <w:tabs>
-                                <w:tab w:val="left" w:pos="540"/>
-                                <w:tab w:val="right" w:leader="dot" w:pos="7740"/>
-                              </w:tabs>
-                              <w:jc w:val="both"/>
-                            </w:pPr>
-                            <w:r>
-                              <w:tab/>
-                            </w:r>
-                            <w:r>
-                              <w:tab/>
-                            </w:r>
-                          </w:p>
-                          <w:p>
-                            <w:pPr>
-                              <w:tabs>
-                                <w:tab w:val="left" w:pos="540"/>
-                                <w:tab w:val="right" w:leader="dot" w:pos="7740"/>
-                              </w:tabs>
-                              <w:jc w:val="both"/>
-                            </w:pPr>
-                            <w:r>
-                              <w:tab/>
-                            </w:r>
-                            <w:r>
-                              <w:tab/>
-                            </w:r>
-                          </w:p>
-                          <w:p>
-                            <w:pPr>
-                              <w:tabs>
-                                <w:tab w:val="left" w:pos="540"/>
-                                <w:tab w:val="right" w:leader="dot" w:pos="7740"/>
-                              </w:tabs>
-                              <w:jc w:val="both"/>
-                            </w:pPr>
-                            <w:r>
-                              <w:tab/>
-                            </w:r>
-                            <w:r>
-                              <w:tab/>
-                            </w:r>
-                          </w:p>
-                          <w:p>
-                            <w:pPr>
-                              <w:tabs>
-                                <w:tab w:val="left" w:pos="540"/>
-                                <w:tab w:val="right" w:leader="dot" w:pos="7740"/>
-                              </w:tabs>
-                              <w:jc w:val="both"/>
-                            </w:pPr>
-                            <w:r>
-                              <w:tab/>
-                            </w:r>
-                            <w:r>
-                              <w:tab/>
-                            </w:r>
-                          </w:p>
-                          <w:p>
-                            <w:pPr>
-                              <w:tabs>
-                                <w:tab w:val="left" w:pos="540"/>
-                                <w:tab w:val="right" w:leader="dot" w:pos="7740"/>
-                              </w:tabs>
-                              <w:jc w:val="both"/>
-                            </w:pPr>
-                            <w:r>
-                              <w:tab/>
-                            </w:r>
-                            <w:r>
-                              <w:tab/>
-                            </w:r>
-                          </w:p>
-                          <w:p>
-                            <w:pPr>
-                              <w:tabs>
-                                <w:tab w:val="left" w:pos="540"/>
-                                <w:tab w:val="right" w:leader="dot" w:pos="7740"/>
-                              </w:tabs>
-                              <w:jc w:val="both"/>
-                            </w:pPr>
-                            <w:r>
-                              <w:tab/>
-                            </w:r>
-                            <w:r>
-                              <w:tab/>
-                            </w:r>
-                          </w:p>
-                          <w:p>
-                            <w:pPr>
-                              <w:tabs>
-                                <w:tab w:val="left" w:pos="540"/>
-                                <w:tab w:val="right" w:leader="dot" w:pos="7740"/>
-                              </w:tabs>
-                              <w:jc w:val="both"/>
-                            </w:pPr>
-                            <w:r>
-                              <w:tab/>
-                            </w:r>
-                            <w:r>
-                              <w:tab/>
-                            </w:r>
-                          </w:p>
-                          <w:p>
-                            <w:pPr>
-                              <w:tabs>
-                                <w:tab w:val="left" w:pos="540"/>
-                                <w:tab w:val="right" w:leader="dot" w:pos="7740"/>
-                              </w:tabs>
-                              <w:jc w:val="both"/>
-                            </w:pPr>
-                            <w:r>
-                              <w:tab/>
-                            </w:r>
-                            <w:r>
-                              <w:tab/>
-                            </w:r>
-                          </w:p>
-                          <w:p>
-                            <w:pPr>
-                              <w:tabs>
-                                <w:tab w:val="left" w:pos="540"/>
-                                <w:tab w:val="right" w:leader="dot" w:pos="7740"/>
-                              </w:tabs>
-                              <w:jc w:val="both"/>
-                            </w:pPr>
-                            <w:r>
-                              <w:tab/>
-                            </w:r>
-                            <w:r>
-                              <w:tab/>
-                            </w:r>
-                          </w:p>
-                          <w:p>
-                            <w:pPr>
-                              <w:tabs>
-                                <w:tab w:val="left" w:pos="540"/>
-                                <w:tab w:val="right" w:leader="dot" w:pos="7740"/>
-                              </w:tabs>
-                              <w:jc w:val="both"/>
-                            </w:pPr>
-                            <w:r>
-                              <w:tab/>
-                            </w:r>
-                            <w:r>
-                              <w:tab/>
-                            </w:r>
-                          </w:p>
-                          <w:p>
-                            <w:pPr>
-                              <w:tabs>
-                                <w:tab w:val="left" w:pos="540"/>
-                                <w:tab w:val="right" w:leader="dot" w:pos="7740"/>
-                              </w:tabs>
-                              <w:jc w:val="both"/>
-                            </w:pPr>
-                            <w:r>
-                              <w:tab/>
-                            </w:r>
-                            <w:r>
-                              <w:tab/>
-                            </w:r>
-                          </w:p>
-                          <w:p>
-                            <w:pPr>
-                              <w:tabs>
-                                <w:tab w:val="left" w:pos="540"/>
-                                <w:tab w:val="right" w:leader="dot" w:pos="7740"/>
-                              </w:tabs>
-                              <w:jc w:val="both"/>
-                            </w:pPr>
-                            <w:r>
-                              <w:tab/>
-                            </w:r>
-                            <w:r>
-                              <w:tab/>
-                            </w:r>
-                            <w:r>
-                              <w:tab/>
-                            </w:r>
-                          </w:p>
-                          <w:p>
-                            <w:pPr>
-                              <w:tabs>
-                                <w:tab w:val="left" w:pos="540"/>
-                                <w:tab w:val="right" w:leader="dot" w:pos="7740"/>
-                              </w:tabs>
-                              <w:jc w:val="both"/>
-                            </w:pPr>
-                            <w:r>
-                              <w:tab/>
-                            </w:r>
-                            <w:r>
-                              <w:tab/>
-                            </w:r>
-                          </w:p>
-                          <w:p>
-                            <w:pPr>
-                              <w:tabs>
-                                <w:tab w:val="left" w:pos="540"/>
-                                <w:tab w:val="right" w:leader="dot" w:pos="7740"/>
-                              </w:tabs>
-                              <w:jc w:val="both"/>
-                            </w:pPr>
-                            <w:r>
-                              <w:tab/>
-                            </w:r>
-                            <w:r>
-                              <w:tab/>
-                            </w:r>
-                          </w:p>
-                          <w:p>
-                            <w:pPr>
-                              <w:tabs>
-                                <w:tab w:val="left" w:pos="540"/>
-                                <w:tab w:val="right" w:leader="dot" w:pos="7740"/>
-                              </w:tabs>
-                              <w:jc w:val="both"/>
-                            </w:pPr>
-                            <w:r>
-                              <w:tab/>
-                            </w:r>
-                            <w:r>
-                              <w:tab/>
-                            </w:r>
-                          </w:p>
-                          <w:p>
-                            <w:pPr>
-                              <w:tabs>
-                                <w:tab w:val="left" w:pos="540"/>
-                                <w:tab w:val="right" w:leader="dot" w:pos="7740"/>
-                              </w:tabs>
-                              <w:jc w:val="both"/>
-                            </w:pPr>
-                            <w:r>
-                              <w:tab/>
-                            </w:r>
-                            <w:r>
-                              <w:tab/>
-                            </w:r>
-                          </w:p>
-                          <w:p>
-                            <w:pPr>
-                              <w:tabs>
-                                <w:tab w:val="left" w:pos="540"/>
-                                <w:tab w:val="right" w:leader="dot" w:pos="7740"/>
-                              </w:tabs>
-                              <w:jc w:val="both"/>
-                            </w:pPr>
-                            <w:r>
-                              <w:tab/>
-                            </w:r>
-                            <w:r>
-                              <w:tab/>
-                            </w:r>
-                          </w:p>
-                          <w:p>
-                            <w:pPr>
-                              <w:tabs>
-                                <w:tab w:val="left" w:pos="540"/>
-                                <w:tab w:val="right" w:leader="dot" w:pos="7740"/>
-                              </w:tabs>
-                              <w:jc w:val="both"/>
-                            </w:pPr>
-                            <w:r>
-                              <w:tab/>
-                            </w:r>
-                            <w:r>
-                              <w:tab/>
-                            </w:r>
-                          </w:p>
-                          <w:p>
-                            <w:pPr>
-                              <w:tabs>
-                                <w:tab w:val="left" w:pos="540"/>
-                                <w:tab w:val="right" w:leader="dot" w:pos="7740"/>
-                              </w:tabs>
-                              <w:jc w:val="both"/>
-                            </w:pPr>
-                            <w:r>
-                              <w:tab/>
-                            </w:r>
-                            <w:r>
-                              <w:tab/>
-                            </w:r>
-                          </w:p>
-                          <w:p>
-                            <w:pPr>
-                              <w:tabs>
-                                <w:tab w:val="left" w:pos="540"/>
-                                <w:tab w:val="right" w:leader="dot" w:pos="7740"/>
-                              </w:tabs>
-                              <w:jc w:val="both"/>
-                            </w:pPr>
-                            <w:r>
-                              <w:tab/>
-                            </w:r>
-                            <w:r>
-                              <w:tab/>
-                            </w:r>
-                          </w:p>
-                          <w:p>
-                            <w:pPr>
-                              <w:tabs>
-                                <w:tab w:val="left" w:pos="540"/>
-                                <w:tab w:val="right" w:leader="dot" w:pos="7740"/>
-                              </w:tabs>
-                              <w:jc w:val="both"/>
-                            </w:pPr>
-                            <w:r>
-                              <w:tab/>
-                            </w:r>
-                            <w:r>
-                              <w:tab/>
-                            </w:r>
-                          </w:p>
-                          <w:p>
-                            <w:pPr>
-                              <w:tabs>
-                                <w:tab w:val="left" w:pos="540"/>
-                                <w:tab w:val="right" w:leader="dot" w:pos="7740"/>
-                              </w:tabs>
-                              <w:jc w:val="both"/>
-                            </w:pPr>
-                            <w:r>
-                              <w:tab/>
-                            </w:r>
-                            <w:r>
-                              <w:tab/>
-                            </w:r>
-                          </w:p>
-                          <w:p>
-                            <w:pPr>
-                              <w:tabs>
-                                <w:tab w:val="left" w:pos="540"/>
-                                <w:tab w:val="right" w:leader="dot" w:pos="7740"/>
-                              </w:tabs>
-                              <w:jc w:val="both"/>
-                            </w:pPr>
-                            <w:r>
-                              <w:tab/>
-                            </w:r>
-                            <w:r>
-                              <w:tab/>
-                            </w:r>
-                          </w:p>
-                          <w:p>
-                            <w:pPr>
-                              <w:tabs>
-                                <w:tab w:val="left" w:pos="540"/>
-                                <w:tab w:val="right" w:leader="dot" w:pos="7740"/>
-                              </w:tabs>
-                              <w:jc w:val="both"/>
-                            </w:pPr>
-                            <w:r>
-                              <w:tab/>
-                            </w:r>
-                            <w:r>
-                              <w:tab/>
-                            </w:r>
-                          </w:p>
-                          <w:p>
-                            <w:pPr>
-                              <w:tabs>
-                                <w:tab w:val="left" w:pos="540"/>
-                                <w:tab w:val="right" w:leader="dot" w:pos="7740"/>
-                              </w:tabs>
-                              <w:jc w:val="both"/>
-                            </w:pPr>
-                            <w:r>
-                              <w:tab/>
-                            </w:r>
-                            <w:r>
-                              <w:tab/>
-                            </w:r>
-                          </w:p>
-                          <w:p>
-                            <w:pPr>
-                              <w:tabs>
-                                <w:tab w:val="left" w:pos="540"/>
-                                <w:tab w:val="right" w:leader="dot" w:pos="7740"/>
-                              </w:tabs>
-                              <w:jc w:val="both"/>
-                            </w:pPr>
-                            <w:r>
-                              <w:tab/>
-                            </w:r>
-                            <w:r>
-                              <w:tab/>
-                            </w:r>
-                          </w:p>
-                          <w:p>
-                            <w:pPr>
-                              <w:tabs>
-                                <w:tab w:val="left" w:pos="540"/>
-                                <w:tab w:val="right" w:leader="dot" w:pos="7740"/>
-                              </w:tabs>
-                              <w:jc w:val="both"/>
-                            </w:pPr>
-                            <w:r>
-                              <w:tab/>
-                            </w:r>
-                            <w:r>
-                              <w:tab/>
-                            </w:r>
-                          </w:p>
-                          <w:p>
-                            <w:pPr>
-                              <w:tabs>
-                                <w:tab w:val="left" w:pos="540"/>
-                                <w:tab w:val="right" w:leader="dot" w:pos="7740"/>
-                              </w:tabs>
-                              <w:jc w:val="both"/>
-                            </w:pPr>
-                            <w:r>
-                              <w:tab/>
-                            </w:r>
-                            <w:r>
-                              <w:tab/>
-                            </w:r>
-                          </w:p>
-                          <w:p>
-                            <w:pPr>
-                              <w:tabs>
-                                <w:tab w:val="left" w:pos="540"/>
-                                <w:tab w:val="right" w:leader="dot" w:pos="7740"/>
-                              </w:tabs>
-                              <w:jc w:val="both"/>
-                            </w:pPr>
-                            <w:r>
-                              <w:tab/>
-                            </w:r>
-                            <w:r>
-                              <w:tab/>
-                            </w:r>
-                          </w:p>
-                          <w:p>
-                            <w:pPr>
-                              <w:tabs>
-                                <w:tab w:val="left" w:pos="540"/>
-                                <w:tab w:val="right" w:leader="dot" w:pos="7740"/>
-                              </w:tabs>
-                              <w:jc w:val="both"/>
-                            </w:pPr>
-                            <w:r>
-                              <w:tab/>
-                            </w:r>
-                            <w:r>
-                              <w:tab/>
-                            </w:r>
-                          </w:p>
-                          <w:p>
-                            <w:pPr>
-                              <w:tabs>
-                                <w:tab w:val="left" w:pos="540"/>
-                                <w:tab w:val="right" w:leader="dot" w:pos="7740"/>
-                              </w:tabs>
-                              <w:jc w:val="both"/>
-                            </w:pPr>
-                            <w:r>
-                              <w:tab/>
-                            </w:r>
-                            <w:r>
-                              <w:tab/>
-                            </w:r>
-                          </w:p>
-                          <w:p>
-                            <w:pPr>
-                              <w:tabs>
-                                <w:tab w:val="left" w:pos="540"/>
-                                <w:tab w:val="right" w:leader="dot" w:pos="7740"/>
-                              </w:tabs>
-                              <w:jc w:val="both"/>
-                            </w:pPr>
-                            <w:r>
-                              <w:tab/>
-                            </w:r>
-                            <w:r>
-                              <w:tab/>
-                            </w:r>
-                          </w:p>
-                          <w:p>
-                            <w:pPr>
-                              <w:tabs>
-                                <w:tab w:val="left" w:pos="540"/>
-                                <w:tab w:val="right" w:leader="dot" w:pos="7740"/>
-                              </w:tabs>
-                              <w:jc w:val="both"/>
-                            </w:pPr>
-                            <w:r>
-                              <w:tab/>
-                            </w:r>
-                            <w:r>
-                              <w:tab/>
-                            </w:r>
-                          </w:p>
-                          <w:p>
-                            <w:pPr>
-                              <w:tabs>
-                                <w:tab w:val="left" w:pos="540"/>
-                                <w:tab w:val="right" w:leader="dot" w:pos="7740"/>
-                              </w:tabs>
-                              <w:jc w:val="both"/>
-                            </w:pPr>
-                            <w:r>
-                              <w:tab/>
-                            </w:r>
-                            <w:r>
-                              <w:tab/>
-                            </w:r>
-                          </w:p>
-                          <w:p>
-                            <w:pPr>
-                              <w:tabs>
-                                <w:tab w:val="left" w:pos="540"/>
-                                <w:tab w:val="right" w:leader="dot" w:pos="7740"/>
-                              </w:tabs>
-                              <w:jc w:val="both"/>
-                            </w:pPr>
-                            <w:r>
-                              <w:tab/>
-                            </w:r>
-                            <w:r>
-                              <w:tab/>
-                            </w:r>
-                          </w:p>
-                          <w:p>
-                            <w:pPr>
-                              <w:tabs>
-                                <w:tab w:val="left" w:pos="540"/>
-                                <w:tab w:val="right" w:leader="dot" w:pos="7740"/>
-                              </w:tabs>
-                              <w:jc w:val="both"/>
-                            </w:pPr>
-                            <w:r>
-                              <w:tab/>
-                            </w:r>
-                            <w:r>
-                              <w:tab/>
-                            </w:r>
-                          </w:p>
-                          <w:p>
-                            <w:pPr>
-                              <w:tabs>
-                                <w:tab w:val="left" w:pos="540"/>
-                                <w:tab w:val="right" w:leader="dot" w:pos="7740"/>
-                              </w:tabs>
-                              <w:jc w:val="both"/>
-                            </w:pPr>
-                            <w:r>
-                              <w:tab/>
-                            </w:r>
-                            <w:r>
-                              <w:tab/>
-                            </w:r>
-                          </w:p>
-                          <w:p>
-                            <w:pPr>
-                              <w:tabs>
-                                <w:tab w:val="left" w:pos="540"/>
-                                <w:tab w:val="right" w:leader="dot" w:pos="7740"/>
-                              </w:tabs>
-                              <w:jc w:val="both"/>
-                            </w:pPr>
-                            <w:r>
-                              <w:tab/>
-                            </w:r>
-                          </w:p>
-                          <w:p>
-                            <w:pPr>
-                              <w:jc w:val="right"/>
-                              <w:rPr>
-                                <w:i/>
-                              </w:rPr>
-                            </w:pPr>
-                            <w:r>
-                              <w:rPr>
-                                <w:i/>
-                              </w:rPr>
-                              <w:t>…………</w:t>
-                            </w:r>
-                            <w:r>
-                              <w:rPr>
-                                <w:i/>
-                              </w:rPr>
-                              <w:t>, ngày ….. tháng …… năm ……</w:t>
-                            </w:r>
-                          </w:p>
-                          <w:p>
-                            <w:pPr>
-                              <w:tabs>
-                                <w:tab w:val="center" w:pos="5310"/>
-                              </w:tabs>
-                              <w:jc w:val="center"/>
-                              <w:rPr>
-                                <w:b/>
-                              </w:rPr>
-                            </w:pPr>
-                            <w:r>
-                              <w:rPr>
-                                <w:b/>
-                              </w:rPr>
-                              <w:tab/>
-                            </w:r>
-                            <w:r>
-                              <w:rPr>
-                                <w:b/>
-                              </w:rPr>
-                              <w:t>Giáo viên hướng dẫn</w:t>
-                            </w:r>
-                          </w:p>
-                          <w:p>
-                            <w:pPr>
-                              <w:tabs>
-                                <w:tab w:val="center" w:pos="5310"/>
-                              </w:tabs>
-                              <w:jc w:val="center"/>
-                              <w:rPr>
-                                <w:i/>
-                              </w:rPr>
-                            </w:pPr>
-                            <w:r>
-                              <w:rPr>
-                                <w:i/>
-                              </w:rPr>
-                              <w:tab/>
-                              <w:t>(Ký tên và ghi rõ họ tên)</w:t>
-                            </w:r>
-                          </w:p>
-                          <w:p>
-                            <w:pPr>
-                              <w:tabs>
-                                <w:tab w:val="center" w:pos="5310"/>
-                              </w:tabs>
-                              <w:jc w:val="center"/>
-                              <w:rPr>
-                                <w:i/>
-                              </w:rPr>
-                            </w:pPr>
-                          </w:p>
-                          <w:p>
-                            <w:pPr>
-                              <w:jc w:val="center"/>
-                            </w:pPr>
-                          </w:p>
-                          <w:p>
-                            <w:pPr>
-                              <w:jc w:val="center"/>
-                            </w:pPr>
-                          </w:p>
-                          <w:p>
-                            <w:pPr>
-                              <w:jc w:val="center"/>
-                            </w:pPr>
-                          </w:p>
-                          <w:p>
-                            <w:pPr>
-                              <w:jc w:val="center"/>
-                            </w:pPr>
-                          </w:p>
-                        </w:txbxContent>
-                      </wps:txbx>
-                      <wps:bodyPr rot="0" vert="horz" wrap="square" lIns="91440" tIns="45720" rIns="91440" bIns="45720" anchor="t" anchorCtr="0" upright="1">
-                        <a:noAutofit/>
-                      </wps:bodyPr>
-                    </wps:wsp>
-                  </a:graphicData>
-                </a:graphic>
-                <wp14:sizeRelH relativeFrom="page">
-                  <wp14:pctWidth>0</wp14:pctWidth>
-                </wp14:sizeRelH>
-                <wp14:sizeRelV relativeFrom="page">
-                  <wp14:pctHeight>0</wp14:pctHeight>
-                </wp14:sizeRelV>
-              </wp:anchor>
-            </w:drawing>
-          </mc:Choice>
-          <mc:Fallback>
-            <w:pict>
-              <v:rect w14:anchorId="1FC13C85" id="Rectangle 11" o:spid="_x0000_s1026" style="position:absolute;left:0;text-align:left;margin-left:9pt;margin-top:0;width:423pt;height:10in;z-index:251656704;visibility:visible;mso-wrap-style:square;mso-width-percent:0;mso-height-percent:0;mso-wrap-distance-left:9pt;mso-wrap-distance-top:0;mso-wrap-distance-right:9pt;mso-wrap-distance-bottom:0;mso-position-horizontal:absolute;mso-position-horizontal-relative:text;mso-position-vertical:absolute;mso-position-vertical-relative:text;mso-width-percent:0;mso-height-percent:0;mso-width-relative:page;mso-height-relative:page;v-text-anchor:top" o:gfxdata="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">
-                <v:path arrowok="t"/>
-                <v:textbox>
-                  <w:txbxContent>
-                    <w:p>
-                      <w:pPr>
-                        <w:jc w:val="center"/>
-                      </w:pPr>
-                    </w:p>
-                    <w:p>
-                      <w:pPr>
-                        <w:jc w:val="center"/>
-                        <w:rPr>
-                          <w:b/>
-                        </w:rPr>
-                      </w:pPr>
-                      <w:r>
-                        <w:rPr>
-                          <w:b/>
-                        </w:rPr>
-                        <w:t>NHẬN XÉT CỦA GIẢNG</w:t>
-                      </w:r>
-                      <w:r>
-                        <w:rPr>
-                          <w:b/>
-                        </w:rPr>
-                        <w:t xml:space="preserve"> VIÊN </w:t>
-                      </w:r>
-                      <w:r>
-                        <w:rPr>
-                          <w:b/>
-                        </w:rPr>
-                        <w:t>HƯỚNG DẪN</w:t>
-                      </w:r>
-                    </w:p>
-                    <w:p>
-                      <w:pPr>
-                        <w:jc w:val="center"/>
-                        <w:rPr>
-                          <w:b/>
-                        </w:rPr>
-                      </w:pPr>
-                    </w:p>
-                    <w:p>
-                      <w:pPr>
-                        <w:jc w:val="center"/>
-                        <w:rPr>
-                          <w:b/>
-                        </w:rPr>
-                      </w:pPr>
-                    </w:p>
-                    <w:p>
-                      <w:pPr>
-                        <w:tabs>
-                          <w:tab w:val="left" w:pos="1260"/>
-                          <w:tab w:val="right" w:leader="dot" w:pos="7740"/>
-                        </w:tabs>
-                        <w:jc w:val="both"/>
-                      </w:pPr>
-                      <w:r>
-                        <w:tab/>
-                      </w:r>
-                      <w:r>
-                        <w:tab/>
-                      </w:r>
-                    </w:p>
-                    <w:p>
-                      <w:pPr>
-                        <w:tabs>
-                          <w:tab w:val="left" w:pos="540"/>
-                          <w:tab w:val="right" w:leader="dot" w:pos="7740"/>
-                        </w:tabs>
-                        <w:jc w:val="both"/>
-                      </w:pPr>
-                      <w:r>
-                        <w:tab/>
-                      </w:r>
-                      <w:r>
-                        <w:tab/>
-                      </w:r>
-                    </w:p>
-                    <w:p>
-                      <w:pPr>
-                        <w:tabs>
-                          <w:tab w:val="left" w:pos="540"/>
-                          <w:tab w:val="right" w:leader="dot" w:pos="7740"/>
-                        </w:tabs>
-                        <w:jc w:val="both"/>
-                      </w:pPr>
-                      <w:r>
-                        <w:tab/>
-                      </w:r>
-                      <w:r>
-                        <w:tab/>
-                      </w:r>
-                    </w:p>
-                    <w:p>
-                      <w:pPr>
-                        <w:tabs>
-                          <w:tab w:val="left" w:pos="540"/>
-                          <w:tab w:val="right" w:leader="dot" w:pos="7740"/>
-                        </w:tabs>
-                        <w:jc w:val="both"/>
-                      </w:pPr>
-                      <w:r>
-                        <w:tab/>
-                      </w:r>
-                      <w:r>
-                        <w:tab/>
-                      </w:r>
-                    </w:p>
-                    <w:p>
-                      <w:pPr>
-                        <w:tabs>
-                          <w:tab w:val="left" w:pos="540"/>
-                          <w:tab w:val="right" w:leader="dot" w:pos="7740"/>
-                        </w:tabs>
-                        <w:jc w:val="both"/>
-                      </w:pPr>
-                      <w:r>
-                        <w:tab/>
-                      </w:r>
-                      <w:r>
-                        <w:tab/>
-                      </w:r>
-                    </w:p>
-                    <w:p>
-                      <w:pPr>
-                        <w:tabs>
-                          <w:tab w:val="left" w:pos="540"/>
-                          <w:tab w:val="right" w:leader="dot" w:pos="7740"/>
-                        </w:tabs>
-                        <w:jc w:val="both"/>
-                      </w:pPr>
-                      <w:r>
-                        <w:tab/>
-                      </w:r>
-                      <w:r>
-                        <w:tab/>
-                      </w:r>
-                    </w:p>
-                    <w:p>
-                      <w:pPr>
-                        <w:tabs>
-                          <w:tab w:val="left" w:pos="540"/>
-                          <w:tab w:val="right" w:leader="dot" w:pos="7740"/>
-                        </w:tabs>
-                        <w:jc w:val="both"/>
-                      </w:pPr>
-                      <w:r>
-                        <w:tab/>
-                      </w:r>
-                      <w:r>
-                        <w:tab/>
-                      </w:r>
-                    </w:p>
-                    <w:p>
-                      <w:pPr>
-                        <w:tabs>
-                          <w:tab w:val="left" w:pos="540"/>
-                          <w:tab w:val="right" w:leader="dot" w:pos="7740"/>
-                        </w:tabs>
-                        <w:jc w:val="both"/>
-                      </w:pPr>
-                      <w:r>
-                        <w:tab/>
-                      </w:r>
-                      <w:r>
-                        <w:tab/>
-                      </w:r>
-                    </w:p>
-                    <w:p>
-                      <w:pPr>
-                        <w:tabs>
-                          <w:tab w:val="left" w:pos="540"/>
-                          <w:tab w:val="right" w:leader="dot" w:pos="7740"/>
-                        </w:tabs>
-                        <w:jc w:val="both"/>
-                      </w:pPr>
-                      <w:r>
-                        <w:tab/>
-                      </w:r>
-                      <w:r>
-                        <w:tab/>
-                      </w:r>
-                    </w:p>
-                    <w:p>
-                      <w:pPr>
-                        <w:tabs>
-                          <w:tab w:val="left" w:pos="540"/>
-                          <w:tab w:val="right" w:leader="dot" w:pos="7740"/>
-                        </w:tabs>
-                        <w:jc w:val="both"/>
-                      </w:pPr>
-                      <w:r>
-                        <w:tab/>
-                      </w:r>
-                      <w:r>
-                        <w:tab/>
-                      </w:r>
-                    </w:p>
-                    <w:p>
-                      <w:pPr>
-                        <w:tabs>
-                          <w:tab w:val="left" w:pos="540"/>
-                          <w:tab w:val="right" w:leader="dot" w:pos="7740"/>
-                        </w:tabs>
-                        <w:jc w:val="both"/>
-                      </w:pPr>
-                      <w:r>
-                        <w:tab/>
-                      </w:r>
-                      <w:r>
-                        <w:tab/>
-                      </w:r>
-                    </w:p>
-                    <w:p>
-                      <w:pPr>
-                        <w:tabs>
-                          <w:tab w:val="left" w:pos="540"/>
-                          <w:tab w:val="right" w:leader="dot" w:pos="7740"/>
-                        </w:tabs>
-                        <w:jc w:val="both"/>
-                      </w:pPr>
-                      <w:r>
-                        <w:tab/>
-                      </w:r>
-                      <w:r>
-                        <w:tab/>
-                      </w:r>
-                    </w:p>
-                    <w:p>
-                      <w:pPr>
-                        <w:tabs>
-                          <w:tab w:val="left" w:pos="540"/>
-                          <w:tab w:val="right" w:leader="dot" w:pos="7740"/>
-                        </w:tabs>
-                        <w:jc w:val="both"/>
-                      </w:pPr>
-                      <w:r>
-                        <w:tab/>
-                      </w:r>
-                      <w:r>
-                        <w:tab/>
-                      </w:r>
-                    </w:p>
-                    <w:p>
-                      <w:pPr>
-                        <w:tabs>
-                          <w:tab w:val="left" w:pos="540"/>
-                          <w:tab w:val="right" w:leader="dot" w:pos="7740"/>
-                        </w:tabs>
-                        <w:jc w:val="both"/>
-                      </w:pPr>
-                      <w:r>
-                        <w:tab/>
-                      </w:r>
-                      <w:r>
-                        <w:tab/>
-                      </w:r>
-                      <w:r>
-                        <w:tab/>
-                      </w:r>
-                    </w:p>
-                    <w:p>
-                      <w:pPr>
-                        <w:tabs>
-                          <w:tab w:val="left" w:pos="540"/>
-                          <w:tab w:val="right" w:leader="dot" w:pos="7740"/>
-                        </w:tabs>
-                        <w:jc w:val="both"/>
-                      </w:pPr>
-                      <w:r>
-                        <w:tab/>
-                      </w:r>
-                      <w:r>
-                        <w:tab/>
-                      </w:r>
-                    </w:p>
-                    <w:p>
-                      <w:pPr>
-                        <w:tabs>
-                          <w:tab w:val="left" w:pos="540"/>
-                          <w:tab w:val="right" w:leader="dot" w:pos="7740"/>
-                        </w:tabs>
-                        <w:jc w:val="both"/>
-                      </w:pPr>
-                      <w:r>
-                        <w:tab/>
-                      </w:r>
-                      <w:r>
-                        <w:tab/>
-                      </w:r>
-                    </w:p>
-                    <w:p>
-                      <w:pPr>
-                        <w:tabs>
-                          <w:tab w:val="left" w:pos="540"/>
-                          <w:tab w:val="right" w:leader="dot" w:pos="7740"/>
-                        </w:tabs>
-                        <w:jc w:val="both"/>
-                      </w:pPr>
-                      <w:r>
-                        <w:tab/>
-                      </w:r>
-                      <w:r>
-                        <w:tab/>
-                      </w:r>
-                    </w:p>
-                    <w:p>
-                      <w:pPr>
-                        <w:tabs>
-                          <w:tab w:val="left" w:pos="540"/>
-                          <w:tab w:val="right" w:leader="dot" w:pos="7740"/>
-                        </w:tabs>
-                        <w:jc w:val="both"/>
-                      </w:pPr>
-                      <w:r>
-                        <w:tab/>
-                      </w:r>
-                      <w:r>
-                        <w:tab/>
-                      </w:r>
-                    </w:p>
-                    <w:p>
-                      <w:pPr>
-                        <w:tabs>
-                          <w:tab w:val="left" w:pos="540"/>
-                          <w:tab w:val="right" w:leader="dot" w:pos="7740"/>
-                        </w:tabs>
-                        <w:jc w:val="both"/>
-                      </w:pPr>
-                      <w:r>
-                        <w:tab/>
-                      </w:r>
-                      <w:r>
-                        <w:tab/>
-                      </w:r>
-                    </w:p>
-                    <w:p>
-                      <w:pPr>
-                        <w:tabs>
-                          <w:tab w:val="left" w:pos="540"/>
-                          <w:tab w:val="right" w:leader="dot" w:pos="7740"/>
-                        </w:tabs>
-                        <w:jc w:val="both"/>
-                      </w:pPr>
-                      <w:r>
-                        <w:tab/>
-                      </w:r>
-                      <w:r>
-                        <w:tab/>
-                      </w:r>
-                    </w:p>
-                    <w:p>
-                      <w:pPr>
-                        <w:tabs>
-                          <w:tab w:val="left" w:pos="540"/>
-                          <w:tab w:val="right" w:leader="dot" w:pos="7740"/>
-                        </w:tabs>
-                        <w:jc w:val="both"/>
-                      </w:pPr>
-                      <w:r>
-                        <w:tab/>
-                      </w:r>
-                      <w:r>
-                        <w:tab/>
-                      </w:r>
-                    </w:p>
-                    <w:p>
-                      <w:pPr>
-                        <w:tabs>
-                          <w:tab w:val="left" w:pos="540"/>
-                          <w:tab w:val="right" w:leader="dot" w:pos="7740"/>
-                        </w:tabs>
-                        <w:jc w:val="both"/>
-                      </w:pPr>
-                      <w:r>
-                        <w:tab/>
-                      </w:r>
-                      <w:r>
-                        <w:tab/>
-                      </w:r>
-                    </w:p>
-                    <w:p>
-                      <w:pPr>
-                        <w:tabs>
-                          <w:tab w:val="left" w:pos="540"/>
-                          <w:tab w:val="right" w:leader="dot" w:pos="7740"/>
-                        </w:tabs>
-                        <w:jc w:val="both"/>
-                      </w:pPr>
-                      <w:r>
-                        <w:tab/>
-                      </w:r>
-                      <w:r>
-                        <w:tab/>
-                      </w:r>
-                    </w:p>
-                    <w:p>
-                      <w:pPr>
-                        <w:tabs>
-                          <w:tab w:val="left" w:pos="540"/>
-                          <w:tab w:val="right" w:leader="dot" w:pos="7740"/>
-                        </w:tabs>
-                        <w:jc w:val="both"/>
-                      </w:pPr>
-                      <w:r>
-                        <w:tab/>
-                      </w:r>
-                      <w:r>
-                        <w:tab/>
-                      </w:r>
-                    </w:p>
-                    <w:p>
-                      <w:pPr>
-                        <w:tabs>
-                          <w:tab w:val="left" w:pos="540"/>
-                          <w:tab w:val="right" w:leader="dot" w:pos="7740"/>
-                        </w:tabs>
-                        <w:jc w:val="both"/>
-                      </w:pPr>
-                      <w:r>
-                        <w:tab/>
-                      </w:r>
-                      <w:r>
-                        <w:tab/>
-                      </w:r>
-                    </w:p>
-                    <w:p>
-                      <w:pPr>
-                        <w:tabs>
-                          <w:tab w:val="left" w:pos="540"/>
-                          <w:tab w:val="right" w:leader="dot" w:pos="7740"/>
-                        </w:tabs>
-                        <w:jc w:val="both"/>
-                      </w:pPr>
-                      <w:r>
-                        <w:tab/>
-                      </w:r>
-                      <w:r>
-                        <w:tab/>
-                      </w:r>
-                    </w:p>
-                    <w:p>
-                      <w:pPr>
-                        <w:tabs>
-                          <w:tab w:val="left" w:pos="540"/>
-                          <w:tab w:val="right" w:leader="dot" w:pos="7740"/>
-                        </w:tabs>
-                        <w:jc w:val="both"/>
-                      </w:pPr>
-                      <w:r>
-                        <w:tab/>
-                      </w:r>
-                      <w:r>
-                        <w:tab/>
-                      </w:r>
-                    </w:p>
-                    <w:p>
-                      <w:pPr>
-                        <w:tabs>
-                          <w:tab w:val="left" w:pos="540"/>
-                          <w:tab w:val="right" w:leader="dot" w:pos="7740"/>
-                        </w:tabs>
-                        <w:jc w:val="both"/>
-                      </w:pPr>
-                      <w:r>
-                        <w:tab/>
-                      </w:r>
-                      <w:r>
-                        <w:tab/>
-                      </w:r>
-                    </w:p>
-                    <w:p>
-                      <w:pPr>
-                        <w:tabs>
-                          <w:tab w:val="left" w:pos="540"/>
-                          <w:tab w:val="right" w:leader="dot" w:pos="7740"/>
-                        </w:tabs>
-                        <w:jc w:val="both"/>
-                      </w:pPr>
-                      <w:r>
-                        <w:tab/>
-                      </w:r>
-                      <w:r>
-                        <w:tab/>
-                      </w:r>
-                    </w:p>
-                    <w:p>
-                      <w:pPr>
-                        <w:tabs>
-                          <w:tab w:val="left" w:pos="540"/>
-                          <w:tab w:val="right" w:leader="dot" w:pos="7740"/>
-                        </w:tabs>
-                        <w:jc w:val="both"/>
-                      </w:pPr>
-                      <w:r>
-                        <w:tab/>
-                      </w:r>
-                      <w:r>
-                        <w:tab/>
-                      </w:r>
-                    </w:p>
-                    <w:p>
-                      <w:pPr>
-                        <w:tabs>
-                          <w:tab w:val="left" w:pos="540"/>
-                          <w:tab w:val="right" w:leader="dot" w:pos="7740"/>
-                        </w:tabs>
-                        <w:jc w:val="both"/>
-                      </w:pPr>
-                      <w:r>
-                        <w:tab/>
-                      </w:r>
-                      <w:r>
-                        <w:tab/>
-                      </w:r>
-                    </w:p>
-                    <w:p>
-                      <w:pPr>
-                        <w:tabs>
-                          <w:tab w:val="left" w:pos="540"/>
-                          <w:tab w:val="right" w:leader="dot" w:pos="7740"/>
-                        </w:tabs>
-                        <w:jc w:val="both"/>
-                      </w:pPr>
-                      <w:r>
-                        <w:tab/>
-                      </w:r>
-                      <w:r>
-                        <w:tab/>
-                      </w:r>
-                    </w:p>
-                    <w:p>
-                      <w:pPr>
-                        <w:tabs>
-                          <w:tab w:val="left" w:pos="540"/>
-                          <w:tab w:val="right" w:leader="dot" w:pos="7740"/>
-                        </w:tabs>
-                        <w:jc w:val="both"/>
-                      </w:pPr>
-                      <w:r>
-                        <w:tab/>
-                      </w:r>
-                      <w:r>
-                        <w:tab/>
-                      </w:r>
-                    </w:p>
-                    <w:p>
-                      <w:pPr>
-                        <w:tabs>
-                          <w:tab w:val="left" w:pos="540"/>
-                          <w:tab w:val="right" w:leader="dot" w:pos="7740"/>
-                        </w:tabs>
-                        <w:jc w:val="both"/>
-                      </w:pPr>
-                      <w:r>
-                        <w:tab/>
-                      </w:r>
-                      <w:r>
-                        <w:tab/>
-                      </w:r>
-                    </w:p>
-                    <w:p>
-                      <w:pPr>
-                        <w:tabs>
-                          <w:tab w:val="left" w:pos="540"/>
-                          <w:tab w:val="right" w:leader="dot" w:pos="7740"/>
-                        </w:tabs>
-                        <w:jc w:val="both"/>
-                      </w:pPr>
-                      <w:r>
-                        <w:tab/>
-                      </w:r>
-                      <w:r>
-                        <w:tab/>
-                      </w:r>
-                    </w:p>
-                    <w:p>
-                      <w:pPr>
-                        <w:tabs>
-                          <w:tab w:val="left" w:pos="540"/>
-                          <w:tab w:val="right" w:leader="dot" w:pos="7740"/>
-                        </w:tabs>
-                        <w:jc w:val="both"/>
-                      </w:pPr>
-                      <w:r>
-                        <w:tab/>
-                      </w:r>
-                      <w:r>
-                        <w:tab/>
-                      </w:r>
-                    </w:p>
-                    <w:p>
-                      <w:pPr>
-                        <w:tabs>
-                          <w:tab w:val="left" w:pos="540"/>
-                          <w:tab w:val="right" w:leader="dot" w:pos="7740"/>
-                        </w:tabs>
-                        <w:jc w:val="both"/>
-                      </w:pPr>
-                      <w:r>
-                        <w:tab/>
-                      </w:r>
-                      <w:r>
-                        <w:tab/>
-                      </w:r>
-                    </w:p>
-                    <w:p>
-                      <w:pPr>
-                        <w:tabs>
-                          <w:tab w:val="left" w:pos="540"/>
-                          <w:tab w:val="right" w:leader="dot" w:pos="7740"/>
-                        </w:tabs>
-                        <w:jc w:val="both"/>
-                      </w:pPr>
-                      <w:r>
-                        <w:tab/>
-                      </w:r>
-                      <w:r>
-                        <w:tab/>
-                      </w:r>
-                    </w:p>
-                    <w:p>
-                      <w:pPr>
-                        <w:tabs>
-                          <w:tab w:val="left" w:pos="540"/>
-                          <w:tab w:val="right" w:leader="dot" w:pos="7740"/>
-                        </w:tabs>
-                        <w:jc w:val="both"/>
-                      </w:pPr>
-                      <w:r>
-                        <w:tab/>
-                      </w:r>
-                      <w:r>
-                        <w:tab/>
-                      </w:r>
-                    </w:p>
-                    <w:p>
-                      <w:pPr>
-                        <w:tabs>
-                          <w:tab w:val="left" w:pos="540"/>
-                          <w:tab w:val="right" w:leader="dot" w:pos="7740"/>
-                        </w:tabs>
-                        <w:jc w:val="both"/>
-                      </w:pPr>
-                      <w:r>
-                        <w:tab/>
-                      </w:r>
-                    </w:p>
-                    <w:p>
-                      <w:pPr>
-                        <w:jc w:val="right"/>
-                        <w:rPr>
-                          <w:i/>
-                        </w:rPr>
-                      </w:pPr>
-                      <w:r>
-                        <w:rPr>
-                          <w:i/>
-                        </w:rPr>
-                        <w:t>…………</w:t>
-                      </w:r>
-                      <w:r>
-                        <w:rPr>
-                          <w:i/>
-                        </w:rPr>
-                        <w:t>, ngày ….. tháng …… năm ……</w:t>
-                      </w:r>
-                    </w:p>
-                    <w:p>
-                      <w:pPr>
-                        <w:tabs>
-                          <w:tab w:val="center" w:pos="5310"/>
-                        </w:tabs>
-                        <w:jc w:val="center"/>
-                        <w:rPr>
-                          <w:b/>
-                        </w:rPr>
-                      </w:pPr>
-                      <w:r>
-                        <w:rPr>
-                          <w:b/>
-                        </w:rPr>
-                        <w:tab/>
-                      </w:r>
-                      <w:r>
-                        <w:rPr>
-                          <w:b/>
-                        </w:rPr>
-                        <w:t>Giáo viên hướng dẫn</w:t>
-                      </w:r>
-                    </w:p>
-                    <w:p>
-                      <w:pPr>
-                        <w:tabs>
-                          <w:tab w:val="center" w:pos="5310"/>
-                        </w:tabs>
-                        <w:jc w:val="center"/>
-                        <w:rPr>
-                          <w:i/>
-                        </w:rPr>
-                      </w:pPr>
-                      <w:r>
-                        <w:rPr>
-                          <w:i/>
-                        </w:rPr>
-                        <w:tab/>
-                        <w:t>(Ký tên và ghi rõ họ tên)</w:t>
-                      </w:r>
-                    </w:p>
-                    <w:p>
-                      <w:pPr>
-                        <w:tabs>
-                          <w:tab w:val="center" w:pos="5310"/>
-                        </w:tabs>
-                        <w:jc w:val="center"/>
-                        <w:rPr>
-                          <w:i/>
-                        </w:rPr>
-                      </w:pPr>
-                    </w:p>
-                    <w:p>
-                      <w:pPr>
-                        <w:jc w:val="center"/>
-                      </w:pPr>
-                    </w:p>
-                    <w:p>
-                      <w:pPr>
-                        <w:jc w:val="center"/>
-                      </w:pPr>
-                    </w:p>
-                    <w:p>
-                      <w:pPr>
-                        <w:jc w:val="center"/>
-                      </w:pPr>
-                    </w:p>
-                    <w:p>
-                      <w:pPr>
-                        <w:jc w:val="center"/>
-                      </w:pPr>
-                    </w:p>
-                  </w:txbxContent>
-                </v:textbox>
-              </v:rect>
-            </w:pict>
-          </mc:Fallback>
-        </mc:AlternateContent>
-      </w:r>
-    </w:p>
-    <w:p>
-      <w:pPr>
-        <w:spacing w:after="200" w:line="276" w:lineRule="auto"/>
-        <w:jc w:val="center"/>
-        <w:rPr>
-          <w:b/>
-          <w:bCs/>
-          <w:sz w:val="26"/>
-          <w:szCs w:val="26"/>
-        </w:rPr>
-      </w:pPr>
-      <w:r>
-        <w:rPr>
-          <w:b/>
-          <w:bCs/>
-          <w:noProof/>
-          <w:sz w:val="26"/>
-          <w:szCs w:val="26"/>
-        </w:rPr>
-        <mc:AlternateContent>
-          <mc:Choice Requires="wpc">
-            <w:drawing>
-              <wp:inline distT="0" distB="0" distL="0" distR="0" wp14:anchorId="2A8DEF4F" wp14:editId="22226040">
-                <wp:extent cx="5486400" cy="8229600"/>
-                <wp:effectExtent l="0" t="0" r="0" b="0"/>
-                <wp:docPr id="8" name="Canvas 1"/>
-                <wp:cNvGraphicFramePr>
-                  <a:graphicFrameLocks xmlns:a="http://schemas.openxmlformats.org/drawingml/2006/main"/>
-                </wp:cNvGraphicFramePr>
-                <a:graphic xmlns:a="http://schemas.openxmlformats.org/drawingml/2006/main">
-                  <a:graphicData uri="http://schemas.microsoft.com/office/word/2010/wordprocessingCanvas">
-                    <wpc:wpc>
-                      <wpc:bg>
-                        <a:noFill/>
-                      </wpc:bg>
-                      <wpc:whole/>
-                      <wps:wsp>
-                        <wps:cNvPr id="1420679798" name="Text Box 10"/>
-                        <wps:cNvSpPr txBox="1">
-                          <a:spLocks/>
-                        </wps:cNvSpPr>
-                        <wps:spPr bwMode="auto">
-                          <a:xfrm>
-                            <a:off x="2581910" y="7716520"/>
-                            <a:ext cx="2743200" cy="513080"/>
-                          </a:xfrm>
-                          <a:prstGeom prst="rect">
-                            <a:avLst/>
-                          </a:prstGeom>
-                          <a:solidFill>
-                            <a:srgbClr val="FFFFFF"/>
-                          </a:solidFill>
-                          <a:ln w="9525">
-                            <a:solidFill>
-                              <a:srgbClr val="000000"/>
-                            </a:solidFill>
-                            <a:miter lim="800000"/>
-                            <a:headEnd/>
-                            <a:tailEnd/>
-                          </a:ln>
-                        </wps:spPr>
-                        <wps:txbx>
-                          <w:txbxContent>
-                            <w:p>
-                              <w:pPr>
-                                <w:jc w:val="right"/>
-                                <w:rPr>
-                                  <w:i/>
-                                </w:rPr>
-                              </w:pPr>
-                              <w:r>
-                                <w:rPr>
-                                  <w:i/>
-                                </w:rPr>
-                                <w:t>Trà Vinh, ngày ….. tháng …… năm ……</w:t>
-                              </w:r>
-                            </w:p>
-                            <w:p>
-                              <w:pPr>
-                                <w:tabs>
-                                  <w:tab w:val="center" w:pos="5310"/>
-                                </w:tabs>
-                                <w:jc w:val="right"/>
-                                <w:rPr>
-                                  <w:b/>
-                                </w:rPr>
-                              </w:pPr>
-                              <w:r>
-                                <w:rPr>
-                                  <w:b/>
-                                </w:rPr>
-                                <w:t>Giáo viên hướng dẫn</w:t>
-                              </w:r>
-                            </w:p>
-                            <w:p>
-                              <w:pPr>
-                                <w:tabs>
-                                  <w:tab w:val="center" w:pos="5310"/>
-                                </w:tabs>
-                                <w:jc w:val="right"/>
-                                <w:rPr>
-                                  <w:i/>
-                                </w:rPr>
-                              </w:pPr>
-                              <w:r>
-                                <w:rPr>
-                                  <w:i/>
-                                </w:rPr>
-                                <w:t>(Ký tên và ghi rõ họ tên)</w:t>
-                              </w:r>
-                            </w:p>
-                            <w:p>
-                              <w:pPr>
-                                <w:tabs>
-                                  <w:tab w:val="center" w:pos="5310"/>
-                                </w:tabs>
-                                <w:jc w:val="center"/>
-                                <w:rPr>
-                                  <w:i/>
-                                </w:rPr>
-                              </w:pPr>
-                            </w:p>
-                            <w:p/>
-                          </w:txbxContent>
-                        </wps:txbx>
-                        <wps:bodyPr rot="0" vert="horz" wrap="square" lIns="91440" tIns="45720" rIns="91440" bIns="45720" anchor="t" anchorCtr="0" upright="1">
-                          <a:noAutofit/>
-                        </wps:bodyPr>
-                      </wps:wsp>
-                    </wpc:wpc>
-                  </a:graphicData>
-                </a:graphic>
-              </wp:inline>
-            </w:drawing>
-          </mc:Choice>
-          <mc:Fallback>
-            <w:pict>
-              <v:group w14:anchorId="2A8DEF4F" id="Canvas 1" o:spid="_x0000_s1027" editas="canvas" style="width:6in;height:9in;mso-position-horizontal-relative:char;mso-position-vertical-relative:line" coordsize="54864,82296" o:gfxdata="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">
-                <v:shapetype id="_x0000_t75" coordsize="21600,21600" o:spt="75" o:preferrelative="t" path="m@4@5l@4@11@9@11@9@5xe" filled="f" stroked="f">
-                  <v:stroke joinstyle="miter"/>
-                  <v:formulas>
-                    <v:f eqn="if lineDrawn pixelLineWidth 0"/>
-                    <v:f eqn="sum @0 1 0"/>
-                    <v:f eqn="sum 0 0 @1"/>
-                    <v:f eqn="prod @2 1 2"/>
-                    <v:f eqn="prod @3 21600 pixelWidth"/>
-                    <v:f eqn="prod @3 21600 pixelHeight"/>
-                    <v:f eqn="sum @0 0 1"/>
-                    <v:f eqn="prod @6 1 2"/>
-                    <v:f eqn="prod @7 21600 pixelWidth"/>
-                    <v:f eqn="sum @8 21600 0"/>
-                    <v:f eqn="prod @7 21600 pixelHeight"/>
-                    <v:f eqn="sum @10 21600 0"/>
-                  </v:formulas>
-                  <v:path o:extrusionok="f" gradientshapeok="t" o:connecttype="rect"/>
-                  <o:lock v:ext="edit" aspectratio="t"/>
-                </v:shapetype>
-                <v:shape id="_x0000_s1028" type="#_x0000_t75" style="position:absolute;width:54864;height:82296;visibility:visible;mso-wrap-style:square">
-                  <v:fill o:detectmouseclick="t"/>
-                  <v:path o:connecttype="none"/>
-                </v:shape>
-                <v:shapetype id="_x0000_t202" coordsize="21600,21600" o:spt="202" path="m,l,21600r21600,l21600,xe">
-                  <v:stroke joinstyle="miter"/>
-                  <v:path gradientshapeok="t" o:connecttype="rect"/>
-                </v:shapetype>
-                <v:shape id="Text Box 10" o:spid="_x0000_s1029" type="#_x0000_t202" style="position:absolute;left:25819;top:77165;width:27432;height:5131;visibility:visible;mso-wrap-style:square;v-text-anchor:top" o:gfxdata="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">
-                  <v:path arrowok="t"/>
-                  <v:textbox>
-                    <w:txbxContent>
-                      <w:p>
-                        <w:pPr>
-                          <w:jc w:val="right"/>
-                          <w:rPr>
-                            <w:i/>
-                          </w:rPr>
-                        </w:pPr>
-                        <w:r>
-                          <w:rPr>
-                            <w:i/>
-                          </w:rPr>
-                          <w:t>Trà Vinh, ngày ….. tháng …… năm ……</w:t>
-                        </w:r>
-                      </w:p>
-                      <w:p>
-                        <w:pPr>
-                          <w:tabs>
-                            <w:tab w:val="center" w:pos="5310"/>
-                          </w:tabs>
-                          <w:jc w:val="right"/>
-                          <w:rPr>
-                            <w:b/>
-                          </w:rPr>
-                        </w:pPr>
-                        <w:r>
-                          <w:rPr>
-                            <w:b/>
-                          </w:rPr>
-                          <w:t>Giáo viên hướng dẫn</w:t>
-                        </w:r>
-                      </w:p>
-                      <w:p>
-                        <w:pPr>
-                          <w:tabs>
-                            <w:tab w:val="center" w:pos="5310"/>
-                          </w:tabs>
-                          <w:jc w:val="right"/>
-                          <w:rPr>
-                            <w:i/>
-                          </w:rPr>
-                        </w:pPr>
-                        <w:r>
-                          <w:rPr>
-                            <w:i/>
-                          </w:rPr>
-                          <w:t>(Ký tên và ghi rõ họ tên)</w:t>
-                        </w:r>
-                      </w:p>
-                      <w:p>
-                        <w:pPr>
-                          <w:tabs>
-                            <w:tab w:val="center" w:pos="5310"/>
-                          </w:tabs>
-                          <w:jc w:val="center"/>
-                          <w:rPr>
-                            <w:i/>
-                          </w:rPr>
-                        </w:pPr>
-                      </w:p>
-                      <w:p/>
-                    </w:txbxContent>
-                  </v:textbox>
-                </v:shape>
-                <w10:anchorlock/>
-              </v:group>
-            </w:pict>
-          </mc:Fallback>
-        </mc:AlternateContent>
-      </w:r>
-    </w:p>
-    <w:p>
-      <w:pPr>
-        <w:rPr>
-          <w:sz w:val="26"/>
-          <w:szCs w:val="26"/>
-        </w:rPr>
-      </w:pPr>
-    </w:p>
-    <w:p>
-      <w:pPr>
-        <w:spacing w:after="200" w:line="276" w:lineRule="auto"/>
-        <w:rPr>
-          <w:sz w:val="26"/>
-          <w:szCs w:val="26"/>
-        </w:rPr>
-      </w:pPr>
-      <w:r>
-        <w:rPr>
-          <w:sz w:val="26"/>
-          <w:szCs w:val="26"/>
-        </w:rPr>
-        <w:br w:type="page"/>
-      </w:r>
-    </w:p>
-    <w:p>
-      <w:pPr>
-        <w:spacing w:after="200" w:line="276" w:lineRule="auto"/>
-        <w:jc w:val="center"/>
-        <w:rPr>
-          <w:b/>
-          <w:bCs/>
-          <w:sz w:val="26"/>
-          <w:szCs w:val="26"/>
-        </w:rPr>
-      </w:pPr>
-      <w:r>
-        <w:rPr>
-          <w:noProof/>
-          <w:sz w:val="26"/>
-          <w:szCs w:val="26"/>
-          <w:lang w:eastAsia="zh-CN"/>
-        </w:rPr>
-        <w:lastRenderedPageBreak/>
-        <mc:AlternateContent>
-          <mc:Choice Requires="wps">
-            <w:drawing>
-              <wp:anchor distT="0" distB="0" distL="114300" distR="114300" simplePos="0" relativeHeight="251657728" behindDoc="0" locked="0" layoutInCell="1" allowOverlap="1" wp14:anchorId="1BD333B8" wp14:editId="1073E3BA">
+              <wp:anchor distT="0" distB="0" distL="114300" distR="114300" simplePos="0" relativeHeight="251660288" behindDoc="0" locked="0" layoutInCell="1" allowOverlap="1" wp14:anchorId="3F69E728" wp14:editId="5CD5AD1D">
                 <wp:simplePos x="0" y="0"/>
                 <wp:positionH relativeFrom="column">
                   <wp:posOffset>36195</wp:posOffset>
@@ -2656,7 +828,7 @@
           </mc:Choice>
           <mc:Fallback>
             <w:pict>
-              <v:rect w14:anchorId="1BD333B8" id="Rectangle 7" o:spid="_x0000_s1030" style="position:absolute;left:0;text-align:left;margin-left:2.85pt;margin-top:-15.2pt;width:423pt;height:10in;z-index:251657728;visibility:visible;mso-wrap-style:square;mso-width-percent:0;mso-height-percent:0;mso-wrap-distance-left:9pt;mso-wrap-distance-top:0;mso-wrap-distance-right:9pt;mso-wrap-distance-bottom:0;mso-position-horizontal:absolute;mso-position-horizontal-relative:text;mso-position-vertical:absolute;mso-position-vertical-relative:text;mso-width-percent:0;mso-height-percent:0;mso-width-relative:page;mso-height-relative:page;v-text-anchor:top" o:gfxdata="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">
+              <v:rect w14:anchorId="3F69E728" id="Rectangle 7" o:spid="_x0000_s1026" style="position:absolute;left:0;text-align:left;margin-left:2.85pt;margin-top:-15.2pt;width:423pt;height:10in;z-index:251660288;visibility:visible;mso-wrap-style:square;mso-width-percent:0;mso-height-percent:0;mso-wrap-distance-left:9pt;mso-wrap-distance-top:0;mso-wrap-distance-right:9pt;mso-wrap-distance-bottom:0;mso-position-horizontal:absolute;mso-position-horizontal-relative:text;mso-position-vertical:absolute;mso-position-vertical-relative:text;mso-width-percent:0;mso-height-percent:0;mso-width-relative:page;mso-height-relative:page;v-text-anchor:top" o:gfxdata="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">
                 <v:path arrowok="t"/>
                 <v:textbox>
                   <w:txbxContent>
@@ -3575,16 +1747,7 @@
           <w:szCs w:val="26"/>
         </w:rPr>
         <w:lastRenderedPageBreak/>
-        <w:t xml:space="preserve">TÓM TẮT </w:t>
-      </w:r>
-      <w:r>
-        <w:rPr>
-          <w:b/>
-          <w:bCs/>
-          <w:sz w:val="26"/>
-          <w:szCs w:val="26"/>
-        </w:rPr>
-        <w:t>ĐỒ ÁN</w:t>
+        <w:t>TÓM TẮT ĐỒ ÁN</w:t>
       </w:r>
     </w:p>
     <w:p>
@@ -3718,15 +1881,7 @@
           <w:sz w:val="26"/>
           <w:szCs w:val="26"/>
         </w:rPr>
-        <w:t xml:space="preserve">1. </w:t>
-      </w:r>
-      <w:r>
-        <w:rPr>
-          <w:b/>
-          <w:sz w:val="26"/>
-          <w:szCs w:val="26"/>
-        </w:rPr>
-        <w:t>Lý do chọn đề tài</w:t>
+        <w:t>1. Lý do chọn đề tài</w:t>
       </w:r>
     </w:p>
     <w:p>
@@ -3925,15 +2080,7 @@
           <w:sz w:val="26"/>
           <w:szCs w:val="26"/>
         </w:rPr>
-        <w:t>.</w:t>
-      </w:r>
-      <w:r>
-        <w:rPr>
-          <w:bCs/>
-          <w:sz w:val="26"/>
-          <w:szCs w:val="26"/>
-        </w:rPr>
-        <w:t>)</w:t>
+        <w:t>.)</w:t>
       </w:r>
     </w:p>
     <w:p>
@@ -3955,10 +2102,7 @@
         <w:t>CHƯƠNG 2</w:t>
       </w:r>
       <w:r>
-        <w:t xml:space="preserve">: </w:t>
-      </w:r>
-      <w:r>
-        <w:t>NG</w:t>
+        <w:t>: NG</w:t>
       </w:r>
       <w:r>
         <w:t>HIÊN CỨU LÝ THUYẾT</w:t>
@@ -4053,14 +2197,7 @@
           <w:sz w:val="26"/>
           <w:szCs w:val="26"/>
         </w:rPr>
-        <w:t xml:space="preserve"> </w:t>
-      </w:r>
-      <w:r>
-        <w:rPr>
-          <w:sz w:val="26"/>
-          <w:szCs w:val="26"/>
-        </w:rPr>
-        <w:t>đồ án</w:t>
+        <w:t xml:space="preserve"> đồ án</w:t>
       </w:r>
       <w:r>
         <w:rPr>
@@ -4135,16 +2272,7 @@
           <w:sz w:val="26"/>
           <w:szCs w:val="26"/>
         </w:rPr>
-        <w:t>Nộ</w:t>
-      </w:r>
-      <w:r>
-        <w:rPr>
-          <w:rFonts w:ascii="Times New Roman" w:hAnsi="Times New Roman"/>
-          <w:color w:val="auto"/>
-          <w:sz w:val="26"/>
-          <w:szCs w:val="26"/>
-        </w:rPr>
-        <w:t>i dung 1.2</w:t>
+        <w:t>Nội dung 1.2</w:t>
       </w:r>
     </w:p>
     <w:p>
@@ -4452,10 +2580,7 @@
       </w:r>
       <w:r>
         <w:lastRenderedPageBreak/>
-        <w:t xml:space="preserve">CHƯƠNG 3: </w:t>
-      </w:r>
-      <w:r>
-        <w:t>HIỆN THỰC HÓA NGHIÊN CỨU</w:t>
+        <w:t>CHƯƠNG 3: HIỆN THỰC HÓA NGHIÊN CỨU</w:t>
       </w:r>
     </w:p>
     <w:p>
@@ -4487,14 +2612,7 @@
           <w:sz w:val="26"/>
           <w:szCs w:val="26"/>
         </w:rPr>
-        <w:t xml:space="preserve"> Nội dung đặc tả nhu cầu, phân tích thiết kế hệ thống cũng thể hiện trong chương này.</w:t>
-      </w:r>
-      <w:r>
-        <w:rPr>
-          <w:sz w:val="26"/>
-          <w:szCs w:val="26"/>
-        </w:rPr>
-        <w:t>)</w:t>
+        <w:t xml:space="preserve"> Nội dung đặc tả nhu cầu, phân tích thiết kế hệ thống cũng thể hiện trong chương này.)</w:t>
       </w:r>
     </w:p>
     <w:p>
@@ -4594,15 +2712,7 @@
           <w:sz w:val="26"/>
           <w:szCs w:val="26"/>
         </w:rPr>
-        <w:t xml:space="preserve"> – Sử dụng Microsoft SQL Server Mana</w:t>
-      </w:r>
-      <w:r>
-        <w:rPr>
-          <w:color w:val="FF0000"/>
-          <w:sz w:val="26"/>
-          <w:szCs w:val="26"/>
-        </w:rPr>
-        <w:t>gement Studio</w:t>
+        <w:t xml:space="preserve"> – Sử dụng Microsoft SQL Server Management Studio</w:t>
       </w:r>
       <w:r>
         <w:rPr>
@@ -4926,7 +3036,7 @@
           <w:lang w:val="en-GB" w:eastAsia="zh-CN"/>
         </w:rPr>
         <w:drawing>
-          <wp:inline distT="0" distB="0" distL="0" distR="0" wp14:anchorId="0D8FFAD5" wp14:editId="642BFB08">
+          <wp:inline distT="0" distB="0" distL="0" distR="0" wp14:anchorId="0C5F2B99" wp14:editId="47907FFE">
             <wp:extent cx="5579745" cy="3134360"/>
             <wp:effectExtent l="0" t="0" r="0" b="0"/>
             <wp:docPr id="3" name="Picture 1"/>
@@ -5045,10 +3155,7 @@
       </w:pPr>
       <w:r>
         <w:lastRenderedPageBreak/>
-        <w:t xml:space="preserve">CHƯƠNG 5: </w:t>
-      </w:r>
-      <w:r>
-        <w:t xml:space="preserve">KẾT LUẬN VÀ </w:t>
+        <w:t xml:space="preserve">CHƯƠNG 5: KẾT LUẬN VÀ </w:t>
       </w:r>
       <w:r>
         <w:t>HƯỚNG PHÁT TRIỂN</w:t>
@@ -5262,46 +3369,6 @@
   <w:p>
     <w:pPr>
       <w:pStyle w:val="Footer"/>
-      <w:framePr w:w="316" w:wrap="around" w:vAnchor="text" w:hAnchor="page" w:x="10154" w:y="160"/>
-      <w:rPr>
-        <w:rStyle w:val="PageNumber"/>
-      </w:rPr>
-    </w:pPr>
-    <w:r>
-      <w:rPr>
-        <w:rStyle w:val="PageNumber"/>
-      </w:rPr>
-      <w:fldChar w:fldCharType="begin"/>
-    </w:r>
-    <w:r>
-      <w:rPr>
-        <w:rStyle w:val="PageNumber"/>
-      </w:rPr>
-      <w:instrText xml:space="preserve">PAGE  </w:instrText>
-    </w:r>
-    <w:r>
-      <w:rPr>
-        <w:rStyle w:val="PageNumber"/>
-      </w:rPr>
-      <w:fldChar w:fldCharType="separate"/>
-    </w:r>
-    <w:r>
-      <w:rPr>
-        <w:rStyle w:val="PageNumber"/>
-        <w:noProof/>
-      </w:rPr>
-      <w:t>vii</w:t>
-    </w:r>
-    <w:r>
-      <w:rPr>
-        <w:rStyle w:val="PageNumber"/>
-      </w:rPr>
-      <w:fldChar w:fldCharType="end"/>
-    </w:r>
-  </w:p>
-  <w:p>
-    <w:pPr>
-      <w:pStyle w:val="Footer"/>
       <w:pBdr>
         <w:top w:val="thinThickSmallGap" w:sz="24" w:space="1" w:color="auto"/>
       </w:pBdr>
@@ -5319,52 +3386,15 @@
   <w:p>
     <w:pPr>
       <w:pStyle w:val="Footer"/>
-      <w:framePr w:w="316" w:wrap="around" w:vAnchor="text" w:hAnchor="page" w:x="10154" w:y="160"/>
-      <w:rPr>
-        <w:rStyle w:val="PageNumber"/>
-      </w:rPr>
-    </w:pPr>
-    <w:r>
-      <w:rPr>
-        <w:rStyle w:val="PageNumber"/>
-      </w:rPr>
-      <w:fldChar w:fldCharType="begin"/>
-    </w:r>
-    <w:r>
-      <w:rPr>
-        <w:rStyle w:val="PageNumber"/>
-      </w:rPr>
-      <w:instrText xml:space="preserve">PAGE  </w:instrText>
-    </w:r>
-    <w:r>
-      <w:rPr>
-        <w:rStyle w:val="PageNumber"/>
-      </w:rPr>
-      <w:fldChar w:fldCharType="separate"/>
-    </w:r>
-    <w:r>
-      <w:rPr>
-        <w:rStyle w:val="PageNumber"/>
-        <w:noProof/>
-      </w:rPr>
-      <w:t>7</w:t>
-    </w:r>
-    <w:r>
-      <w:rPr>
-        <w:rStyle w:val="PageNumber"/>
-      </w:rPr>
-      <w:fldChar w:fldCharType="end"/>
-    </w:r>
-  </w:p>
-  <w:p>
-    <w:pPr>
-      <w:pStyle w:val="Footer"/>
       <w:pBdr>
         <w:top w:val="thinThickSmallGap" w:sz="24" w:space="1" w:color="auto"/>
       </w:pBdr>
       <w:ind w:right="360"/>
     </w:pPr>
     <w:r>
+      <w:rPr>
+        <w:rStyle w:val="PageNumber"/>
+      </w:rPr>
       <w:t>Lê Quốc Văn</w:t>
     </w:r>
   </w:p>
@@ -5392,11 +3422,6 @@
 
 <file path=word/header1.xml><?xml version="1.0" encoding="utf-8"?>
 <w:hdr xmlns:wpc="http://schemas.microsoft.com/office/word/2010/wordprocessingCanvas" xmlns:cx="http://schemas.microsoft.com/office/drawing/2014/chartex" xmlns:cx1="http://schemas.microsoft.com/office/drawing/2015/9/8/chartex" xmlns:cx2="http://schemas.microsoft.com/office/drawing/2015/10/21/chartex" xmlns:cx3="http://schemas.microsoft.com/office/drawing/2016/5/9/chartex" xmlns:cx4="http://schemas.microsoft.com/office/drawing/2016/5/10/chartex" xmlns:cx5="http://schemas.microsoft.com/office/drawing/2016/5/11/chartex" xmlns:cx6="http://schemas.microsoft.com/office/drawing/2016/5/12/chartex" xmlns:cx7="http://schemas.microsoft.com/office/drawing/2016/5/13/chartex" xmlns:cx8="http://schemas.microsoft.com/office/drawing/2016/5/14/chartex" xmlns:mc="http://schemas.openxmlformats.org/markup-compatibility/2006" xmlns:m="http://schemas.openxmlformats.org/officeDocument/2006/math" xmlns:aink="http://schemas.microsoft.com/office/drawing/2016/ink" xmlns:am3d="http://schemas.microsoft.com/office/drawing/2017/model3d" xmlns:oel="http://schemas.microsoft.com/office/2019/extlst" xmlns:r="http://schemas.openxmlformats.org/officeDocument/2006/relationships" xmlns:wp14="http://schemas.microsoft.com/office/word/2010/wordprocessingDrawing" xmlns:wp="http://schemas.openxmlformats.org/drawingml/2006/wordprocessingDrawing" xmlns:wpg="http://schemas.microsoft.com/office/word/2010/wordprocessingGroup" xmlns:wpi="http://schemas.microsoft.com/office/word/2010/wordprocessingInk" xmlns:wps="http://schemas.microsoft.com/office/word/2010/wordprocessingShape" xmlns:o="urn:schemas-microsoft-com:office:office" xmlns:v="urn:schemas-microsoft-com:vml" xmlns:w10="urn:schemas-microsoft-com:office:word" xmlns:w="http://schemas.openxmlformats.org/wordprocessingml/2006/main" xmlns:w14="http://schemas.microsoft.com/office/word/2010/wordml" xmlns:w15="http://schemas.microsoft.com/office/word/2012/wordml" xmlns:w16cex="http://schemas.microsoft.com/office/word/2018/wordml/cex" xmlns:w16cid="http://schemas.microsoft.com/office/word/2016/wordml/cid" xmlns:w16="http://schemas.microsoft.com/office/word/2018/wordml" xmlns:w16sdtdh="http://schemas.microsoft.com/office/word/2020/wordml/sdtdatahash" xmlns:w16sdtfl="http://schemas.microsoft.com/office/word/2024/wordml/sdtformatlock" xmlns:w16se="http://schemas.microsoft.com/office/word/2015/wordml/symex" xmlns:w16du="http://schemas.microsoft.com/office/word/2023/wordml/word16du" xmlns:wne="http://schemas.microsoft.com/office/word/2006/wordml" mc:Ignorable="w14 w15 w16se w16cid w16 w16cex w16sdtdh w16sdtfl w16du wp14">
-  <w:p>
-    <w:pPr>
-      <w:pStyle w:val="Header"/>
-    </w:pPr>
-  </w:p>
   <w:p>
     <w:pPr>
       <w:pStyle w:val="Header"/>
@@ -5409,8 +3434,6 @@
     </w:r>
     <w:r>
       <w:tab/>
-    </w:r>
-    <w:r>
       <w:t>TS. Nguyễn Nhứt Lam</w:t>
     </w:r>
   </w:p>
@@ -6518,6 +4541,16 @@
       <w:lang w:eastAsia="en-US"/>
     </w:rPr>
   </w:style>
+  <w:style w:type="character" w:styleId="PlaceholderText">
+    <w:name w:val="Placeholder Text"/>
+    <w:basedOn w:val="DefaultParagraphFont"/>
+    <w:uiPriority w:val="99"/>
+    <w:semiHidden/>
+    <w:rsid w:val="00090C12"/>
+    <w:rPr>
+      <w:color w:val="666666"/>
+    </w:rPr>
+  </w:style>
 </w:styles>
 </file>
 
@@ -6836,6 +4869,43 @@
 </a:theme>
 </file>
 
+<file path=word/webextensions/taskpanes.xml><?xml version="1.0" encoding="utf-8"?>
+<wetp:taskpanes xmlns:wetp="http://schemas.microsoft.com/office/webextensions/taskpanes/2010/11">
+  <wetp:taskpane dockstate="right" visibility="0" width="350" row="0">
+    <wetp:webextensionref xmlns:r="http://schemas.openxmlformats.org/officeDocument/2006/relationships" r:id="rId1"/>
+  </wetp:taskpane>
+  <wetp:taskpane dockstate="right" visibility="0" width="350" row="0">
+    <wetp:webextensionref xmlns:r="http://schemas.openxmlformats.org/officeDocument/2006/relationships" r:id="rId2"/>
+  </wetp:taskpane>
+</wetp:taskpanes>
+</file>
+
+<file path=word/webextensions/webextension1.xml><?xml version="1.0" encoding="utf-8"?>
+<we:webextension xmlns:we="http://schemas.microsoft.com/office/webextensions/webextension/2010/11" id="{D602004B-1C8E-1B44-870C-69E07D1678B5}">
+  <we:reference id="wa200010615" version="1.0.10036.0" store="en-US" storeType="OMEX"/>
+  <we:alternateReferences>
+    <we:reference id="wa200010615" version="1.0.10036.0" store="en-US" storeType="OMEX"/>
+  </we:alternateReferences>
+  <we:properties/>
+  <we:bindings/>
+  <we:snapshot xmlns:r="http://schemas.openxmlformats.org/officeDocument/2006/relationships"/>
+</we:webextension>
+</file>
+
+<file path=word/webextensions/webextension2.xml><?xml version="1.0" encoding="utf-8"?>
+<we:webextension xmlns:we="http://schemas.microsoft.com/office/webextensions/webextension/2010/11" id="{5A334105-6761-BE4A-BBEE-54894A6A9440}">
+  <we:reference id="wa200010725" version="1.0.0.1" store="en-US" storeType="OMEX"/>
+  <we:alternateReferences>
+    <we:reference id="wa200010725" version="1.0.0.1" store="en-US" storeType="OMEX"/>
+  </we:alternateReferences>
+  <we:properties>
+    <we:property name="claude.fileId" value="&quot;40a7b0ed-d59a-4333-9d14-5a78a817bac4&quot;"/>
+  </we:properties>
+  <we:bindings/>
+  <we:snapshot xmlns:r="http://schemas.openxmlformats.org/officeDocument/2006/relationships"/>
+</we:webextension>
+</file>
+
 <file path=customXml/item1.xml><?xml version="1.0" encoding="utf-8"?>
 <b:Sources xmlns:b="http://schemas.openxmlformats.org/officeDocument/2006/bibliography" xmlns="http://schemas.openxmlformats.org/officeDocument/2006/bibliography" SelectedStyle="\IEEE2006OfficeOnline.xsl" StyleName="IEEE" Version="2006"/>
 </file>
